--- a/actividades/16-practica-8-otsu/Practica8_Otsu.docx
+++ b/actividades/16-practica-8-otsu/Practica8_Otsu.docx
@@ -19,7 +19,7 @@
         <w:pStyle w:val="Title"/>
       </w:pPr>
       <w:r>
-        <w:t>Práctica 8. Segmentación con el algoritmo de Otsu</w:t>
+        <w:t>Práctica 8. Algoritmo Otsu para segmentación</w:t>
       </w:r>
     </w:p>
     <w:p>
@@ -35,7 +35,7 @@
         <w:pStyle w:val="BodyText"/>
       </w:pPr>
       <w:r>
-        <w:t>Integrantes: Diego Falcón Costilla</w:t>
+        <w:t>Integrantes:</w:t>
       </w:r>
     </w:p>
     <w:p>
@@ -43,7 +43,39 @@
         <w:pStyle w:val="BodyText"/>
       </w:pPr>
       <w:r>
-        <w:t>Fecha: septiembre de 2026</w:t>
+        <w:t>Diego Falcón Costilla A01139580</w:t>
+      </w:r>
+    </w:p>
+    <w:p>
+      <w:pPr>
+        <w:pStyle w:val="BodyText"/>
+      </w:pPr>
+      <w:r>
+        <w:t>Alejandro José Martínez Ubeda A01797775</w:t>
+      </w:r>
+    </w:p>
+    <w:p>
+      <w:pPr>
+        <w:pStyle w:val="BodyText"/>
+      </w:pPr>
+      <w:r>
+        <w:t>Ana Bonavides Aguilar A01423281</w:t>
+      </w:r>
+    </w:p>
+    <w:p>
+      <w:pPr>
+        <w:pStyle w:val="BodyText"/>
+      </w:pPr>
+      <w:r>
+        <w:t>José Andrés Orantes Guillén A01174130</w:t>
+      </w:r>
+    </w:p>
+    <w:p>
+      <w:pPr>
+        <w:pStyle w:val="BodyText"/>
+      </w:pPr>
+      <w:r>
+        <w:t>Fecha: 8/11/2026</w:t>
       </w:r>
     </w:p>
     <w:p>
@@ -2145,39 +2177,7 @@
         <w:pStyle w:val="FirstParagraph"/>
       </w:pPr>
       <w:r>
-        <w:t xml:space="preserve">La actividad pide (1)</w:t>
-      </w:r>
-      <w:r>
-        <w:t xml:space="preserve"> </w:t>
-      </w:r>
-      <w:r>
-        <w:rPr>
-          <w:bCs/>
-          <w:b/>
-        </w:rPr>
-        <w:t xml:space="preserve">experimentar con imágenes de fondos y estilos distintos</w:t>
-      </w:r>
-      <w:r>
-        <w:t xml:space="preserve"> </w:t>
-      </w:r>
-      <w:r>
-        <w:t xml:space="preserve">y ver las limitaciones de un umbral único frente a Otsu, y (2) de forma opcional,</w:t>
-      </w:r>
-      <w:r>
-        <w:t xml:space="preserve"> </w:t>
-      </w:r>
-      <w:r>
-        <w:rPr>
-          <w:bCs/>
-          <w:b/>
-        </w:rPr>
-        <w:t xml:space="preserve">aplicar Otsu por ventanas</w:t>
-      </w:r>
-      <w:r>
-        <w:t xml:space="preserve"> </w:t>
-      </w:r>
-      <w:r>
-        <w:t xml:space="preserve">con el ejemplo de la hoja de papel.</w:t>
+        <w:t xml:space="preserve">La actividad pide (1) experimentar con imágenes de fondos y estilos distintos y ver las limitaciones de un umbral único frente a Otsu, y (2) de forma opcional, aplicar Otsu por ventanas con el ejemplo de la hoja de papel.</w:t>
       </w:r>
     </w:p>
     <w:p>
@@ -2314,17 +2314,7 @@
         <w:t xml:space="preserve"> </w:t>
       </w:r>
       <w:r>
-        <w:t xml:space="preserve">que maximiza la</w:t>
-      </w:r>
-      <w:r>
-        <w:t xml:space="preserve"> </w:t>
-      </w:r>
-      <w:r>
-        <w:rPr>
-          <w:bCs/>
-          <w:b/>
-        </w:rPr>
-        <w:t xml:space="preserve">varianza entre clases</w:t>
+        <w:t xml:space="preserve">que maximiza la varianza entre clases</w:t>
       </w:r>
       <w:r>
         <w:t xml:space="preserve"> </w:t>
@@ -2557,17 +2547,7 @@
         <w:t xml:space="preserve"> </w:t>
       </w:r>
       <w:r>
-        <w:t xml:space="preserve">son la proporción y la media de cada clase. El propio artículo (Otsu, 1979) propone una</w:t>
-      </w:r>
-      <w:r>
-        <w:t xml:space="preserve"> </w:t>
-      </w:r>
-      <w:r>
-        <w:rPr>
-          <w:bCs/>
-          <w:b/>
-        </w:rPr>
-        <w:t xml:space="preserve">medida de separabilidad</w:t>
+        <w:t xml:space="preserve">son la proporción y la media de cada clase. El propio artículo (Otsu, 1979) propone una medida de separabilidad</w:t>
       </w:r>
       <w:r>
         <w:t xml:space="preserve"> </w:t>
@@ -3879,55 +3859,7 @@
         <w:pStyle w:val="FirstParagraph"/>
       </w:pPr>
       <w:r>
-        <w:t xml:space="preserve">Se usa una hoja de texto</w:t>
-      </w:r>
-      <w:r>
-        <w:t xml:space="preserve"> </w:t>
-      </w:r>
-      <w:r>
-        <w:rPr>
-          <w:bCs/>
-          <w:b/>
-        </w:rPr>
-        <w:t xml:space="preserve">con verdad conocida</w:t>
-      </w:r>
-      <w:r>
-        <w:t xml:space="preserve"> </w:t>
-      </w:r>
-      <w:r>
-        <w:t xml:space="preserve">(texto propio, oscuro sobre fondo claro). Primero se cambia solo el</w:t>
-      </w:r>
-      <w:r>
-        <w:t xml:space="preserve"> </w:t>
-      </w:r>
-      <w:r>
-        <w:rPr>
-          <w:bCs/>
-          <w:b/>
-        </w:rPr>
-        <w:t xml:space="preserve">brillo global</w:t>
-      </w:r>
-      <w:r>
-        <w:t xml:space="preserve"> </w:t>
-      </w:r>
-      <w:r>
-        <w:t xml:space="preserve">de la toma y se compara un umbral fijo de 128 con Otsu; después se agrega una</w:t>
-      </w:r>
-      <w:r>
-        <w:t xml:space="preserve"> </w:t>
-      </w:r>
-      <w:r>
-        <w:rPr>
-          <w:bCs/>
-          <w:b/>
-        </w:rPr>
-        <w:t xml:space="preserve">iluminación desigual</w:t>
-      </w:r>
-      <w:r>
-        <w:t xml:space="preserve"> </w:t>
-      </w:r>
-      <w:r>
-        <w:t xml:space="preserve">(una sombra que atraviesa la hoja).</w:t>
+        <w:t xml:space="preserve">Se usa una hoja de texto con verdad conocida (texto propio, oscuro sobre fondo claro). Primero se cambia solo el brillo global de la toma y se compara un umbral fijo de 128 con Otsu; después se agrega una iluminación desigual (una sombra que atraviesa la hoja).</w:t>
       </w:r>
     </w:p>
     <w:bookmarkEnd w:id="30"/>
@@ -5899,17 +5831,7 @@
         <w:pStyle w:val="Compact"/>
       </w:pPr>
       <w:r>
-        <w:rPr>
-          <w:bCs/>
-          <w:b/>
-        </w:rPr>
-        <w:t xml:space="preserve">Con iluminación normal, un umbral fijo funciona incluso mejor que Otsu</w:t>
-      </w:r>
-      <w:r>
-        <w:t xml:space="preserve"> </w:t>
-      </w:r>
-      <w:r>
-        <w:t xml:space="preserve">(F1 = 0.968 frente a 0.883). Otsu elige t = 175, más alto que 128, e incluye como texto los píxeles grises del borde de las letras (suavizado), engrosando los trazos; parte de esta diferencia depende de que la verdad se definió con el umbral 128, es decir, de qué se considera «texto».</w:t>
+        <w:t xml:space="preserve">Con iluminación normal, un umbral fijo funciona incluso mejor que Otsu (F1 = 0.968 frente a 0.883). Otsu elige t = 175, más alto que 128, e incluye como texto los píxeles grises del borde de las letras (suavizado), engrosando los trazos; parte de esta diferencia depende de que la verdad se definió con el umbral 128, es decir, de qué se considera «texto».</w:t>
       </w:r>
     </w:p>
     <w:p>
@@ -5921,30 +5843,7 @@
         <w:pStyle w:val="Compact"/>
       </w:pPr>
       <w:r>
-        <w:rPr>
-          <w:bCs/>
-          <w:b/>
-        </w:rPr>
-        <w:t xml:space="preserve">Cuando baja el brillo global, el umbral fijo se derrumba y Otsu se adapta.</w:t>
-      </w:r>
-      <w:r>
-        <w:t xml:space="preserve"> </w:t>
-      </w:r>
-      <w:r>
-        <w:t xml:space="preserve">Con la hoja oscurecida (×0.45 y ×0.30) el fondo queda por debajo de 128 y el umbral fijo lo clasifica todo como texto (F1 = 0.119 y 0.118), mientras que Otsu baja su umbral a 79 y 52 y mantiene F1 = 0.873 y 0.872. Esta es la principal ventaja de Otsu frente a un umbral único:</w:t>
-      </w:r>
-      <w:r>
-        <w:t xml:space="preserve"> </w:t>
-      </w:r>
-      <w:r>
-        <w:rPr>
-          <w:bCs/>
-          <w:b/>
-        </w:rPr>
-        <w:t xml:space="preserve">calcula el umbral a partir del histograma de cada imagen</w:t>
-      </w:r>
-      <w:r>
-        <w:t xml:space="preserve">.</w:t>
+        <w:t xml:space="preserve">Cuando baja el brillo global, el umbral fijo se derrumba y Otsu se adapta. Con la hoja oscurecida (×0.45 y ×0.30) el fondo queda por debajo de 128 y el umbral fijo lo clasifica todo como texto (F1 = 0.119 y 0.118), mientras que Otsu baja su umbral a 79 y 52 y mantiene F1 = 0.873 y 0.872. Esta es la principal ventaja de Otsu frente a un umbral único: calcula el umbral a partir del histograma de cada imagen.</w:t>
       </w:r>
     </w:p>
     <w:p>
@@ -5956,17 +5855,7 @@
         <w:pStyle w:val="Compact"/>
       </w:pPr>
       <w:r>
-        <w:rPr>
-          <w:bCs/>
-          <w:b/>
-        </w:rPr>
-        <w:t xml:space="preserve">Con sombra, ambos fallan</w:t>
-      </w:r>
-      <w:r>
-        <w:t xml:space="preserve"> </w:t>
-      </w:r>
-      <w:r>
-        <w:t xml:space="preserve">(Otsu: F1 = 0.197 y 0.205; umbral fijo: 0.360 y 0.130). Un umbral global no puede tratar a la vez la zona iluminada y la zona en sombra: Otsu separa «zona iluminada» de «zona en sombra» y no «texto» de «papel».</w:t>
+        <w:t xml:space="preserve">Con sombra, ambos fallan (Otsu: F1 = 0.197 y 0.205; umbral fijo: 0.360 y 0.130). Un umbral global no puede tratar a la vez la zona iluminada y la zona en sombra: Otsu separa «zona iluminada» de «zona en sombra» y no «texto» de «papel».</w:t>
       </w:r>
     </w:p>
     <w:p>
@@ -5978,20 +5867,7 @@
         <w:pStyle w:val="Compact"/>
       </w:pPr>
       <w:r>
-        <w:t xml:space="preserve">Un aviso importante: con la sombra, la eficacia η sigue siendo moderadamente alta (0.62) aunque la segmentación es mala.</w:t>
-      </w:r>
-      <w:r>
-        <w:t xml:space="preserve"> </w:t>
-      </w:r>
-      <w:r>
-        <w:rPr>
-          <w:bCs/>
-          <w:b/>
-        </w:rPr>
-        <w:t xml:space="preserve">η mide qué tan bien separa el umbral dos grupos de intensidad, no si esos grupos corresponden a lo que se quiere segmentar</w:t>
-      </w:r>
-      <w:r>
-        <w:t xml:space="preserve">; por sí sola no basta para detectar un fallo.</w:t>
+        <w:t xml:space="preserve">Un aviso importante: con la sombra, la eficacia η sigue siendo moderadamente alta (0.62) aunque la segmentación es mala. η mide qué tan bien separa el umbral dos grupos de intensidad, no si esos grupos corresponden a lo que se quiere segmentar; por sí sola no basta para detectar un fallo.</w:t>
       </w:r>
     </w:p>
     <w:p>
@@ -7416,17 +7292,7 @@
         <w:pStyle w:val="Compact"/>
       </w:pPr>
       <w:r>
-        <w:rPr>
-          <w:bCs/>
-          <w:b/>
-        </w:rPr>
-        <w:t xml:space="preserve">Cuando el histograma es claramente bimodal, Otsu funciona muy bien.</w:t>
-      </w:r>
-      <w:r>
-        <w:t xml:space="preserve"> </w:t>
-      </w:r>
-      <w:r>
-        <w:t xml:space="preserve">El fotógrafo (η = 0.857, t = 102) separa la figura oscura del cielo claro; la fluorescencia (η = 0.839, t = 84) aísla los núcleos brillantes, que ocupan apenas el 4.3 % de la imagen, y se ve bien aunque las clases están muy desequilibradas porque están muy separadas en intensidad; las monedas (η = 0.756) se separan del fondo.</w:t>
+        <w:t xml:space="preserve">Cuando el histograma es claramente bimodal, Otsu funciona muy bien. El fotógrafo (η = 0.857, t = 102) separa la figura oscura del cielo claro; la fluorescencia (η = 0.839, t = 84) aísla los núcleos brillantes, que ocupan apenas el 4.3 % de la imagen, y se ve bien aunque las clases están muy desequilibradas porque están muy separadas en intensidad; las monedas (η = 0.756) se separan del fondo.</w:t>
       </w:r>
     </w:p>
     <w:p>
@@ -7482,17 +7348,7 @@
         <w:pStyle w:val="Compact"/>
       </w:pPr>
       <w:r>
-        <w:rPr>
-          <w:bCs/>
-          <w:b/>
-        </w:rPr>
-        <w:t xml:space="preserve">La microscopía de campo claro</w:t>
-      </w:r>
-      <w:r>
-        <w:t xml:space="preserve"> </w:t>
-      </w:r>
-      <w:r>
-        <w:t xml:space="preserve">(η = 0.835) separa bien las células oscuras del fondo (71.6 % del área es fondo claro), pero el resultado queda «agujereado» por el interior claro de las células.</w:t>
+        <w:t xml:space="preserve">La microscopía de campo claro (η = 0.835) separa bien las células oscuras del fondo (71.6 % del área es fondo claro), pero el resultado queda «agujereado» por el interior claro de las células.</w:t>
       </w:r>
     </w:p>
     <w:p>
@@ -7526,23 +7382,7 @@
         <w:pStyle w:val="FirstParagraph"/>
       </w:pPr>
       <w:r>
-        <w:t xml:space="preserve">En lugar de un solo umbral, se calcula uno</w:t>
-      </w:r>
-      <w:r>
-        <w:t xml:space="preserve"> </w:t>
-      </w:r>
-      <w:r>
-        <w:rPr>
-          <w:bCs/>
-          <w:b/>
-        </w:rPr>
-        <w:t xml:space="preserve">por píxel</w:t>
-      </w:r>
-      <w:r>
-        <w:t xml:space="preserve"> </w:t>
-      </w:r>
-      <w:r>
-        <w:t xml:space="preserve">con el histograma de una ventana centrada en él (</w:t>
+        <w:t xml:space="preserve">En lugar de un solo umbral, se calcula uno por píxel con el histograma de una ventana centrada en él (</w:t>
       </w:r>
       <w:r>
         <w:rPr>
@@ -10144,20 +9984,7 @@
         <w:pStyle w:val="Compact"/>
       </w:pPr>
       <w:r>
-        <w:t xml:space="preserve">Sobre la hoja con sombra, el Otsu global obtiene F1 = 0.205.</w:t>
-      </w:r>
-      <w:r>
-        <w:t xml:space="preserve"> </w:t>
-      </w:r>
-      <w:r>
-        <w:rPr>
-          <w:bCs/>
-          <w:b/>
-        </w:rPr>
-        <w:t xml:space="preserve">El Otsu por ventanas mejora de forma continua al aumentar el radio</w:t>
-      </w:r>
-      <w:r>
-        <w:t xml:space="preserve">: 0.288 (r = 5), 0.334 (r = 10), 0.459 (r = 20), 0.551 (r = 40), 0.608 (r = 80), 0.668 (r = 120) y 0.728 (r = 160).</w:t>
+        <w:t xml:space="preserve">Sobre la hoja con sombra, el Otsu global obtiene F1 = 0.205. El Otsu por ventanas mejora de forma continua al aumentar el radio: 0.288 (r = 5), 0.334 (r = 10), 0.459 (r = 20), 0.551 (r = 40), 0.608 (r = 80), 0.668 (r = 120) y 0.728 (r = 160).</w:t>
       </w:r>
     </w:p>
     <w:p>
@@ -10181,17 +10008,7 @@
         <w:pStyle w:val="Compact"/>
       </w:pPr>
       <w:r>
-        <w:rPr>
-          <w:bCs/>
-          <w:b/>
-        </w:rPr>
-        <w:t xml:space="preserve">Sauvola (ventana de 31) obtuvo el mejor resultado (F1 = 0.846)</w:t>
-      </w:r>
-      <w:r>
-        <w:t xml:space="preserve"> </w:t>
-      </w:r>
-      <w:r>
-        <w:t xml:space="preserve">porque su umbral depende de la media y de la desviación estándar locales: donde la ventana es uniforme (solo fondo) la desviación es pequeña y el umbral queda por debajo del nivel del fondo, así que no aparece ruido. Niblack, que no tiene ese control, produjo mucho ruido de fondo (F1 = 0.455).</w:t>
+        <w:t xml:space="preserve">Sauvola (ventana de 31) obtuvo el mejor resultado (F1 = 0.846) porque su umbral depende de la media y de la desviación estándar locales: donde la ventana es uniforme (solo fondo) la desviación es pequeña y el umbral queda por debajo del nivel del fondo, así que no aparece ruido. Niblack, que no tiene ese control, produjo mucho ruido de fondo (F1 = 0.455).</w:t>
       </w:r>
     </w:p>
     <w:p>
@@ -10276,17 +10093,7 @@
         <w:pStyle w:val="Compact"/>
       </w:pPr>
       <w:r>
-        <w:rPr>
-          <w:bCs/>
-          <w:b/>
-        </w:rPr>
-        <w:t xml:space="preserve">Otsu resuelve el problema de elegir el umbral automáticamente</w:t>
-      </w:r>
-      <w:r>
-        <w:t xml:space="preserve"> </w:t>
-      </w:r>
-      <w:r>
-        <w:t xml:space="preserve">a partir del histograma: al bajar el brillo del documento el umbral fijo de 128 cayó a F1 = 0.12, mientras que Otsu se mantuvo en 0.87.</w:t>
+        <w:t xml:space="preserve">Otsu resuelve el problema de elegir el umbral automáticamente a partir del histograma: al bajar el brillo del documento el umbral fijo de 128 cayó a F1 = 0.12, mientras que Otsu se mantuvo en 0.87.</w:t>
       </w:r>
     </w:p>
     <w:p>
@@ -10298,17 +10105,7 @@
         <w:pStyle w:val="Compact"/>
       </w:pPr>
       <w:r>
-        <w:rPr>
-          <w:bCs/>
-          <w:b/>
-        </w:rPr>
-        <w:t xml:space="preserve">Su límite es que asume dos clases separables por intensidad y una iluminación uniforme.</w:t>
-      </w:r>
-      <w:r>
-        <w:t xml:space="preserve"> </w:t>
-      </w:r>
-      <w:r>
-        <w:t xml:space="preserve">Falló con sombras (F1 = 0.20), con estructuras de más de dos clases (radiografía, resonancia) y con histogramas sin dos picos claros. La medida η del propio artículo orienta, pero no garantiza el éxito: con sombra siguió en 0.62.</w:t>
+        <w:t xml:space="preserve">Su límite es que asume dos clases separables por intensidad y una iluminación uniforme. Falló con sombras (F1 = 0.20), con estructuras de más de dos clases (radiografía, resonancia) y con histogramas sin dos picos claros. La medida η del propio artículo orienta, pero no garantiza el éxito: con sombra siguió en 0.62.</w:t>
       </w:r>
     </w:p>
     <w:p>
@@ -10320,30 +10117,7 @@
         <w:pStyle w:val="Compact"/>
       </w:pPr>
       <w:r>
-        <w:rPr>
-          <w:bCs/>
-          <w:b/>
-        </w:rPr>
-        <w:t xml:space="preserve">El Otsu por ventanas corrige la iluminación desigual</w:t>
-      </w:r>
-      <w:r>
-        <w:t xml:space="preserve">, con el costo de más cómputo y de un parámetro (el radio) que debe ser mayor que los detalles y las zonas de fondo. Con ventanas pequeñas produce ruido;</w:t>
-      </w:r>
-      <w:r>
-        <w:t xml:space="preserve"> </w:t>
-      </w:r>
-      <w:r>
-        <w:rPr>
-          <w:bCs/>
-          <w:b/>
-        </w:rPr>
-        <w:t xml:space="preserve">Sauvola</w:t>
-      </w:r>
-      <w:r>
-        <w:t xml:space="preserve"> </w:t>
-      </w:r>
-      <w:r>
-        <w:t xml:space="preserve">superó a Otsu local (0.846 frente a 0.728) al usar también la desviación estándar local.</w:t>
+        <w:t xml:space="preserve">El Otsu por ventanas corrige la iluminación desigual, con el costo de más cómputo y de un parámetro (el radio) que debe ser mayor que los detalles y las zonas de fondo. Con ventanas pequeñas produce ruido; Sauvola superó a Otsu local (0.846 frente a 0.728) al usar también la desviación estándar local.</w:t>
       </w:r>
     </w:p>
     <w:p>
@@ -10676,6 +10450,24 @@
       </w:r>
     </w:p>
     <w:bookmarkEnd w:id="42"/>
+    <w:bookmarkStart w:id="43" w:name="declaración-y-uso-de-ia"/>
+    <w:p>
+      <w:pPr>
+        <w:pStyle w:val="Heading2"/>
+      </w:pPr>
+      <w:r>
+        <w:t xml:space="preserve">Declaración y uso de IA</w:t>
+      </w:r>
+    </w:p>
+    <w:p>
+      <w:pPr>
+        <w:pStyle w:val="FirstParagraph"/>
+      </w:pPr>
+      <w:r>
+        <w:t xml:space="preserve">Para la elaboración de este trabajo se utilizó Claude Opus, de Anthropic, como herramienta de apoyo en el desarrollo y la revisión del código, así como en la redacción del documento final. Su uso fue complementario y no sustituyó el criterio académico de los autores. El análisis, la interpretación de los resultados y la formulación de las conclusiones corresponden a los autores, quienes asumen la responsabilidad íntegra sobre la revisión, la exactitud y la integridad académica del contenido final.</w:t>
+      </w:r>
+    </w:p>
+    <w:bookmarkEnd w:id="43"/>
     <w:sectPr>
       <w:pgSz w:h="16838" w:w="11906"/>
       <w:pgMar w:bottom="964" w:footer="567" w:gutter="0" w:header="567" w:left="907" w:right="907" w:top="964"/>

--- a/actividades/16-practica-8-otsu/Practica8_Otsu.docx
+++ b/actividades/16-practica-8-otsu/Practica8_Otsu.docx
@@ -10895,7 +10895,7 @@
       <w:rFonts w:ascii="Calibri" w:asciiTheme="majorHAnsi" w:cstheme="majorBidi" w:eastAsiaTheme="majorEastAsia" w:hAnsi="Calibri" w:hAnsiTheme="majorHAnsi"/>
       <w:b/>
       <w:bCs/>
-      <w:color w:val="0B3D91"/>
+      <w:color w:val="000000"/>
       <w:sz w:val="44"/>
       <w:szCs w:val="36"/>
     </w:rPr>
@@ -10914,7 +10914,7 @@
     <w:rPr>
       <w:rFonts w:ascii="Calibri" w:hAnsi="Calibri"/>
       <w:b w:val="0"/>
-      <w:color w:val="333333"/>
+      <w:color w:val="000000"/>
       <w:sz w:val="26"/>
       <w:szCs w:val="30"/>
     </w:rPr>
@@ -10978,7 +10978,7 @@
       <w:rFonts w:ascii="Calibri" w:asciiTheme="majorHAnsi" w:cstheme="majorBidi" w:eastAsiaTheme="majorEastAsia" w:hAnsi="Calibri" w:hAnsiTheme="majorHAnsi"/>
       <w:b/>
       <w:bCs/>
-      <w:color w:val="0B3D91"/>
+      <w:color w:val="000000"/>
       <w:sz w:val="36"/>
       <w:szCs w:val="32"/>
     </w:rPr>
@@ -11000,7 +11000,7 @@
       <w:rFonts w:ascii="Calibri" w:asciiTheme="majorHAnsi" w:cstheme="majorBidi" w:eastAsiaTheme="majorEastAsia" w:hAnsi="Calibri" w:hAnsiTheme="majorHAnsi"/>
       <w:b/>
       <w:bCs/>
-      <w:color w:val="0B3D91"/>
+      <w:color w:val="000000"/>
       <w:sz w:val="28"/>
       <w:szCs w:val="28"/>
     </w:rPr>
@@ -11022,7 +11022,7 @@
       <w:rFonts w:ascii="Calibri" w:asciiTheme="majorHAnsi" w:cstheme="majorBidi" w:eastAsiaTheme="majorEastAsia" w:hAnsi="Calibri" w:hAnsiTheme="majorHAnsi"/>
       <w:b/>
       <w:bCs/>
-      <w:color w:val="0B3D91"/>
+      <w:color w:val="000000"/>
       <w:sz w:val="23"/>
       <w:szCs w:val="24"/>
     </w:rPr>
@@ -11045,7 +11045,7 @@
       <w:i/>
       <w:b/>
       <w:bCs/>
-      <w:color w:val="0B3D91"/>
+      <w:color w:val="000000"/>
       <w:sz w:val="21"/>
       <w:szCs w:val="24"/>
     </w:rPr>

--- a/actividades/16-practica-8-otsu/Practica8_Otsu.docx
+++ b/actividades/16-practica-8-otsu/Practica8_Otsu.docx
@@ -2274,13 +2274,13 @@
         <w:pStyle w:val="FirstParagraph"/>
       </w:pPr>
     </w:p>
-    <w:bookmarkStart w:id="29" w:name="X3ba3d2e5ac53f27f4b79d52a6ac07edf469b60c"/>
+    <w:bookmarkStart w:id="29" w:name="medida-de-eficacia-de-otsu"/>
     <w:p>
       <w:pPr>
         <w:pStyle w:val="Heading2"/>
       </w:pPr>
       <w:r>
-        <w:t xml:space="preserve">1. Medida de eficacia de Otsu</w:t>
+        <w:t xml:space="preserve">Medida de eficacia de Otsu</w:t>
       </w:r>
     </w:p>
     <w:p>
@@ -3845,13 +3845,13 @@
         <w:pStyle w:val="FirstParagraph"/>
       </w:pPr>
     </w:p>
-    <w:bookmarkStart w:id="30" w:name="Xc63a76481334be31cf87657514f1a810c1c3836"/>
+    <w:bookmarkStart w:id="30" w:name="un-umbral-único-frente-a-otsu"/>
     <w:p>
       <w:pPr>
         <w:pStyle w:val="Heading2"/>
       </w:pPr>
       <w:r>
-        <w:t xml:space="preserve">2. Un umbral único frente a Otsu</w:t>
+        <w:t xml:space="preserve">Un umbral único frente a Otsu</w:t>
       </w:r>
     </w:p>
     <w:p>
@@ -5875,13 +5875,13 @@
         <w:pStyle w:val="FirstParagraph"/>
       </w:pPr>
     </w:p>
-    <w:bookmarkStart w:id="32" w:name="Xf85f1d985006969ff57db3066bf28aafb23cc2e"/>
+    <w:bookmarkStart w:id="32" w:name="imágenes-de-fondos-y-estilos-distintos"/>
     <w:p>
       <w:pPr>
         <w:pStyle w:val="Heading2"/>
       </w:pPr>
       <w:r>
-        <w:t xml:space="preserve">3. Imágenes de fondos y estilos distintos</w:t>
+        <w:t xml:space="preserve">Imágenes de fondos y estilos distintos</w:t>
       </w:r>
     </w:p>
     <w:p>
@@ -7368,13 +7368,13 @@
         <w:pStyle w:val="FirstParagraph"/>
       </w:pPr>
     </w:p>
-    <w:bookmarkStart w:id="34" w:name="Xb58934a21d13ab02ee0bd5b23c4bb0bd61b9057"/>
+    <w:bookmarkStart w:id="34" w:name="opcional-otsu-por-ventanas-umbral-local"/>
     <w:p>
       <w:pPr>
         <w:pStyle w:val="Heading2"/>
       </w:pPr>
       <w:r>
-        <w:t xml:space="preserve">4. Opcional: Otsu por ventanas (umbral local)</w:t>
+        <w:t xml:space="preserve">Opcional: Otsu por ventanas (umbral local)</w:t>
       </w:r>
     </w:p>
     <w:p>
